--- a/docs/exports/docx/docs-training-suite-modules-module-03-analysis.docx
+++ b/docs/exports/docx/docs-training-suite-modules-module-03-analysis.docx
@@ -4,7 +4,7 @@
   <w:body>
     <w:p>
       <w:r>
-        <w:t>docs-training-suite-modules-module-03-analysis :root { color-scheme: light; } body { font-family: "Segoe UI", "Helvetica Neue", Arial, sans-serif; margin: 0; padding: 0; background: #ffffff; color: #0f172a; } .markdown-body { max-width: 980px; margin: 40px auto 60px; padding: 0 32px; line-height: 1.65; } .markdown-body h1 { font-size: 32px; margin-bottom: 12px; border-bottom: 2px solid #e2e8f0; padding-bottom: 12px; page-break-before: always; page-break-after: avoid; break-before: page; break-after: avoid; } .markdown-body h1:first-of-type { page-break-before: avoid; break-before: avoid; } .markdown-body h2 { font-size: 24px; margin-top: 28px; border-bottom: 1px solid #e2e8f0; padding-bottom: 8px; page-break-before: always; page-break-after: avoid; break-before: page; break-after: avoid; } .markdown-body h3 { font-size: 18px; margin-top: 20px; page-break-after: avoid; break-after: avoid; } .markdown-body h4, .markdown-body h5, .markdown-body h6 { page-break-after: avoid; break-after: avoid; } .markdown-body table { width: 100%; border-collapse: collapse; margin: 16px 0; font-size: 14px; page-break-inside: avoid; break-inside: avoid; } .markdown-body th, .markdown-body td { border: 1px solid #e2e8f0; padding: 8px 10px; text-align: left; } .markdown-body th { background: #f8fafc; } .markdown-body tr { page-break-inside: avoid; break-inside: avoid; } .markdown-body code { background: #f1f5f9; padding: 2px 4px; border-radius: 4px; font-family: "SFMono-Regular", Menlo, Consolas, monospace; font-size: 0.92em; } .markdown-body pre { background: #0f172a; color: #e2e8f0; padding: 16px; border-radius: 8px; overflow-x: auto; page-break-inside: avoid; break-inside: avoid; } .markdown-body pre code { background: transparent; color: inherit; } .markdown-body blockquote { border-left: 4px solid #38bdf8; margin: 16px 0; padding: 8px 16px; background: #f8fafc; color: #334155; } .markdown-body img { max-width: 100%; height: auto; display: block; margin: 16px 0; border-radius: 10px; box-shadow: 0 8px 20px rgba(15, 23, 42, 0.12); page-break-inside: avoid; break-inside: avoid; } .markdown-body figure { page-break-inside: avoid; break-inside: avoid; margin: 16px 0; } .markdown-body a { color: #2563eb; text-decoration: none; } .markdown-body a:hover { text-decoration: underline; } .cover { padding: 80px 60px 60px; background: linear-gradient(135deg, #0b1220 0%, #1e3a8a 100%); color: #f8fafc; border-radius: 18px; margin-bottom: 32px; } .cover-title { font-size: 36px; font-weight: 700; margin: 0 0 12px; } .cover-subtitle { font-size: 18px; color: #cbd5f5; margin: 0 0 16px; } .cover-meta { font-size: 13px; color: #94a3b8; } .page-break { page-break-after: always; break-after: page; } .footer { margin-top: 40px; font-size: 12px; color: #64748b; } /* Print and PDF-specific styles */ @page { margin: 20mm 18mm; } @media print { .markdown-body { orphans: 3; widows: 3; } .markdown-body p { orphans: 3; widows: 3; } .markdown-body li { page-break-inside: avoid; break-inside: avoid; } .markdown-body ul, .markdown-body ol { page-break-before: avoid; break-before: avoid; } .markdown-body blockquote { page-break-inside: avoid; break-inside: avoid; } /* Keep section content together */ .markdown-body h2 + *, .markdown-body h3 + * { page-break-before: avoid; break-before: avoid; } } Module 03: AI Analysis and Security</w:t>
+        <w:t>docs-training-suite-modules-module-03-analysis :root { color-scheme: light; } body { font-family: "Segoe UI", "Helvetica Neue", Arial, sans-serif; margin: 0; padding: 0; background: #f4f7fb; color: #0f172a; } .markdown-body { max-width: 980px; margin: 0 auto; padding: 36px 42px 64px; line-height: 1.65; background: #ffffff; box-shadow: 0 24px 70px rgba(15, 23, 42, 0.08); } .markdown-body h1 { font-size: 34px; line-height: 1.12; margin-bottom: 12px; color: #07111f; border-bottom: 3px solid #0ea5e9; padding-bottom: 12px; page-break-before: always; page-break-after: avoid; break-before: page; break-after: avoid; } .markdown-body h1:first-of-type { page-break-before: avoid; break-before: avoid; } .markdown-body h2 { font-size: 23px; line-height: 1.2; margin-top: 34px; color: #102a43; border-bottom: 1px solid #d7e2ee; padding-bottom: 8px; page-break-after: avoid; break-after: avoid; } .markdown-body h3 { font-size: 18px; margin-top: 20px; color: #1e3a5f; page-break-after: avoid; break-after: avoid; } .markdown-body h4, .markdown-body h5, .markdown-body h6 { page-break-after: avoid; break-after: avoid; } .markdown-body table { width: 100%; border-collapse: collapse; margin: 18px 0 24px; font-size: 13px; page-break-inside: avoid; break-inside: avoid; box-shadow: 0 1px 0 #e2e8f0; } .markdown-body th, .markdown-body td { border: 1px solid #e2e8f0; padding: 9px 11px; text-align: left; vertical-align: top; } .markdown-body th { background: #eef6ff; color: #0f3157; font-weight: 700; } .markdown-body tr:nth-child(even) td { background: #fbfdff; } .markdown-body tr { page-break-inside: avoid; break-inside: avoid; } .markdown-body code { background: #f1f5f9; padding: 2px 4px; border-radius: 4px; font-family: "SFMono-Regular", Menlo, Consolas, monospace; font-size: 0.92em; } .markdown-body pre { background: #111827; color: #e5eef8; padding: 16px; border-radius: 10px; overflow-x: auto; border: 1px solid #243244; page-break-inside: avoid; break-inside: avoid; } .markdown-body pre code { background: transparent; color: inherit; } .markdown-body blockquote { border-left: 5px solid #0ea5e9; margin: 18px 0; padding: 12px 18px; background: #eff8ff; color: #18324f; border-radius: 0 10px 10px 0; } .markdown-body img { max-width: 100%; height: auto; display: block; margin: 16px 0; border-radius: 10px; box-shadow: 0 8px 20px rgba(15, 23, 42, 0.12); page-break-inside: avoid; break-inside: avoid; } .markdown-body figure { page-break-inside: avoid; break-inside: avoid; margin: 16px 0; } .markdown-body a { color: #2563eb; text-decoration: none; } .markdown-body a:hover { text-decoration: underline; } .cover { min-height: 760px; display: flex; flex-direction: column; justify-content: flex-end; padding: 72px 60px 64px; background: linear-gradient(135deg, rgba(9, 30, 66, 0.96) 0%, rgba(12, 74, 110, 0.94) 54%, rgba(20, 83, 45, 0.9) 100%), radial-gradient(circle at 18% 18%, rgba(14, 165, 233, 0.25), transparent 36%); color: #f8fafc; border-radius: 0; margin: -36px -42px 40px; position: relative; overflow: hidden; } .cover::before { content: "PSScript"; position: absolute; top: 46px; left: 60px; font-size: 12px; font-weight: 800; letter-spacing: 0.24em; text-transform: uppercase; color: rgba(226, 246, 255, 0.82); } .cover::after { content: ""; position: absolute; right: -120px; top: -120px; width: 360px; height: 360px; border: 1px solid rgba(255, 255, 255, 0.18); transform: rotate(28deg); } .markdown-body .cover-title { font-size: 48px; line-height: 1.04; font-weight: 800; color: #f8fafc; border-bottom: 3px solid #38bdf8; margin: 0 0 16px; max-width: 720px; } .cover-subtitle { font-size: 20px; line-height: 1.42; color: #dbeafe; margin: 0 0 22px; max-width: 720px; } .cover-meta { display: inline-block; width: fit-content; font-size: 13px; color: #e0f2fe; background: rgba(255, 255, 255, 0.12); border: 1px solid rgba(255, 255, 255, 0.18); border-radius: 999px; padding: 7px 13px; } .page-break { page-break-after: always; break-after: page; } .footer { margin-top: 40px; font-size: 12px; color: #64748b; border-top: 1px solid #e2e8f0; padding-top: 14px; } /* Print and PDF-specific styles */ @page { size: A4; margin: 18mm 16mm 20mm; } @media print { body { background: #ffffff; } .markdown-body { max-width: none; margin: 0; padding: 0; box-shadow: none; } .cover { margin: 0 0 28px; } .markdown-body { orphans: 3; widows: 3; } .markdown-body p { orphans: 3; widows: 3; } .markdown-body li { page-break-inside: avoid; break-inside: avoid; } .markdown-body ul, .markdown-body ol { page-break-before: avoid; break-before: avoid; } .markdown-body blockquote { page-break-inside: avoid; break-inside: avoid; } /* Keep section content together */ .markdown-body h2 + *, .markdown-body h3 + * { page-break-before: avoid; break-before: avoid; } } Module 03: AI Analysis And Security</w:t>
       </w:r>
     </w:p>
     <w:p>
@@ -25,7 +25,7 @@
         <w:pStyle w:val="ListBullet"/>
       </w:pPr>
       <w:r>
-        <w:t>Run an AI analysis on a script</w:t>
+        <w:t>Read the current AI analysis criteria payload.</w:t>
       </w:r>
     </w:p>
     <w:p>
@@ -33,7 +33,7 @@
         <w:pStyle w:val="ListBullet"/>
       </w:pPr>
       <w:r>
-        <w:t>Interpret security and quality scores</w:t>
+        <w:t>Interpret security and quality scores.</w:t>
       </w:r>
     </w:p>
     <w:p>
@@ -41,7 +41,23 @@
         <w:pStyle w:val="ListBullet"/>
       </w:pPr>
       <w:r>
-        <w:t>Track recommended improvements</w:t>
+        <w:t>Read runtime requirements for PowerShell version, modules, and .NET assemblies.</w:t>
+      </w:r>
+    </w:p>
+    <w:p>
+      <w:pPr>
+        <w:pStyle w:val="ListBullet"/>
+      </w:pPr>
+      <w:r>
+        <w:t>Track remediation actions.</w:t>
+      </w:r>
+    </w:p>
+    <w:p>
+      <w:pPr>
+        <w:pStyle w:val="ListBullet"/>
+      </w:pPr>
+      <w:r>
+        <w:t>Export analysis as a PDF.</w:t>
       </w:r>
     </w:p>
     <w:p>
@@ -65,7 +81,7 @@
         <w:pStyle w:val="ListNumber"/>
       </w:pPr>
       <w:r>
-        <w:t>Trigger analysis or open the analysis tab.</w:t>
+        <w:t>Run or view AI analysis.</w:t>
       </w:r>
     </w:p>
     <w:p>
@@ -73,7 +89,7 @@
         <w:pStyle w:val="ListNumber"/>
       </w:pPr>
       <w:r>
-        <w:t>Review security findings and recommendations.</w:t>
+        <w:t>Review security score, quality score, criteria version, confidence, findings, remediation, and test recommendations.</w:t>
       </w:r>
     </w:p>
     <w:p>
@@ -81,7 +97,32 @@
         <w:pStyle w:val="ListNumber"/>
       </w:pPr>
       <w:r>
-        <w:t>Capture a remediation note for the top issue.</w:t>
+        <w:t xml:space="preserve">Read the </w:t>
+      </w:r>
+      <w:r>
+        <w:rPr>
+          <w:b/>
+        </w:rPr>
+        <w:t>Runtime Requirements</w:t>
+      </w:r>
+      <w:r>
+        <w:t xml:space="preserve"> panel before approving execution.</w:t>
+      </w:r>
+    </w:p>
+    <w:p>
+      <w:pPr>
+        <w:pStyle w:val="ListNumber"/>
+      </w:pPr>
+      <w:r>
+        <w:t>Export the analysis report.</w:t>
+      </w:r>
+    </w:p>
+    <w:p>
+      <w:pPr>
+        <w:pStyle w:val="ListNumber"/>
+      </w:pPr>
+      <w:r>
+        <w:t>Confirm the downloaded report is a PDF, not JSON.</w:t>
       </w:r>
     </w:p>
     <w:p>
@@ -89,7 +130,7 @@
         <w:pStyle w:val="Heading2"/>
       </w:pPr>
       <w:r>
-        <w:t>Scorecard snapshot</w:t>
+        <w:t>Scorecard Snapshot</w:t>
       </w:r>
     </w:p>
     <w:p>
@@ -173,11 +214,47 @@
       </w:r>
     </w:p>
     <w:p>
+      <w:r>
+        <w:drawing>
+          <wp:inline xmlns:a="http://schemas.openxmlformats.org/drawingml/2006/main" xmlns:pic="http://schemas.openxmlformats.org/drawingml/2006/picture">
+            <wp:extent cx="5303520" cy="5303520"/>
+            <wp:docPr id="3" name="Picture 3"/>
+            <wp:cNvGraphicFramePr>
+              <a:graphicFrameLocks noChangeAspect="1"/>
+            </wp:cNvGraphicFramePr>
+            <a:graphic>
+              <a:graphicData uri="http://schemas.openxmlformats.org/drawingml/2006/picture">
+                <pic:pic>
+                  <pic:nvPicPr>
+                    <pic:cNvPr id="0" name="image.png"/>
+                    <pic:cNvPicPr/>
+                  </pic:nvPicPr>
+                  <pic:blipFill>
+                    <a:blip r:embed="rId9"/>
+                    <a:stretch>
+                      <a:fillRect/>
+                    </a:stretch>
+                  </pic:blipFill>
+                  <pic:spPr>
+                    <a:xfrm>
+                      <a:off x="0" y="0"/>
+                      <a:ext cx="5303520" cy="5303520"/>
+                    </a:xfrm>
+                    <a:prstGeom prst="rect"/>
+                  </pic:spPr>
+                </pic:pic>
+              </a:graphicData>
+            </a:graphic>
+          </wp:inline>
+        </w:drawing>
+      </w:r>
+    </w:p>
+    <w:p>
       <w:pPr>
         <w:pStyle w:val="Heading2"/>
       </w:pPr>
       <w:r>
-        <w:t>Score interpretation</w:t>
+        <w:t>Score Interpretation</w:t>
       </w:r>
     </w:p>
     <w:tbl>
@@ -281,7 +358,7 @@
           </w:tcPr>
           <w:p>
             <w:r>
-              <w:t>Plan fixes and re-run analysis</w:t>
+              <w:t>Plan fixes and rerun analysis</w:t>
             </w:r>
           </w:p>
         </w:tc>
@@ -293,7 +370,7 @@
           </w:tcPr>
           <w:p>
             <w:r>
-              <w:t>&lt; 7.0</w:t>
+              <w:t>below 7.0</w:t>
             </w:r>
           </w:p>
         </w:tc>
@@ -376,7 +453,7 @@
     </w:p>
     <w:p>
       <w:r>
-        <w:t xml:space="preserve"> Sample analysis output</w:t>
+        <w:t xml:space="preserve"> What To Look For</w:t>
       </w:r>
     </w:p>
     <w:p>
@@ -385,23 +462,65 @@
       </w:pPr>
     </w:p>
     <w:p>
+      <w:pPr>
+        <w:pStyle w:val="ListBullet"/>
+      </w:pPr>
+      <w:r>
+        <w:t>hardcoded credentials or tokens</w:t>
+      </w:r>
+    </w:p>
+    <w:p>
+      <w:pPr>
+        <w:pStyle w:val="ListBullet"/>
+      </w:pPr>
+      <w:r>
+        <w:t>unsafe destructive commands</w:t>
+      </w:r>
+    </w:p>
+    <w:p>
+      <w:pPr>
+        <w:pStyle w:val="ListBullet"/>
+      </w:pPr>
+      <w:r>
+        <w:t>missing parameter validation</w:t>
+      </w:r>
+    </w:p>
+    <w:p>
+      <w:pPr>
+        <w:pStyle w:val="ListBullet"/>
+      </w:pPr>
+      <w:r>
+        <w:t>missing error handling and logging</w:t>
+      </w:r>
+    </w:p>
+    <w:p>
+      <w:pPr>
+        <w:pStyle w:val="ListBullet"/>
+      </w:pPr>
+      <w:r>
+        <w:t>unclear operational ownership</w:t>
+      </w:r>
+    </w:p>
+    <w:p>
+      <w:pPr>
+        <w:pStyle w:val="ListBullet"/>
+      </w:pPr>
+      <w:r>
+        <w:t xml:space="preserve">required modules or assemblies such as ActiveDirectory, Microsoft.Graph, Az, ExchangeOnlineManagement, Pester, VMware.PowerCLI, or </w:t>
+      </w:r>
       <w:r>
         <w:rPr>
           <w:rFonts w:ascii="Mono" w:hAnsi="Mono"/>
         </w:rPr>
-        <w:t xml:space="preserve">{
-  "security_score": 7.8,
-  "quality_score": 8.3,
-  "issues": [
-    "Hardcoded credential found on line 42",
-    "Missing input validation for parameters"
-  ],
-  "recommendations": [
-    "Use Get-Credential or SecretStore",
-    "Add ValidateSet or ValidatePattern"
-  ]
-}
-</w:t>
+        <w:t>PresentationFramework (.NET assembly)</w:t>
+      </w:r>
+    </w:p>
+    <w:p>
+      <w:pPr>
+        <w:pStyle w:val="ListBullet"/>
+      </w:pPr>
+      <w:r>
+        <w:t>PowerShell 5.1 versus 7+ assumptions, especially for Windows-only UI assemblies and older WMI cmdlets</w:t>
       </w:r>
     </w:p>
     <w:p>
@@ -409,7 +528,7 @@
         <w:pStyle w:val="Heading2"/>
       </w:pPr>
       <w:r>
-        <w:t>What to look for</w:t>
+        <w:t>Verification Checklist</w:t>
       </w:r>
     </w:p>
     <w:p>
@@ -417,7 +536,7 @@
         <w:pStyle w:val="ListBullet"/>
       </w:pPr>
       <w:r>
-        <w:t>Hardcoded credentials or unsafe commands</w:t>
+        <w:t>Analysis results display successfully.</w:t>
       </w:r>
     </w:p>
     <w:p>
@@ -425,7 +544,7 @@
         <w:pStyle w:val="ListBullet"/>
       </w:pPr>
       <w:r>
-        <w:t>Missing parameter validation</w:t>
+        <w:t>Criteria version and confidence are visible.</w:t>
       </w:r>
     </w:p>
     <w:p>
@@ -433,15 +552,7 @@
         <w:pStyle w:val="ListBullet"/>
       </w:pPr>
       <w:r>
-        <w:t>Error handling and logging gaps</w:t>
-      </w:r>
-    </w:p>
-    <w:p>
-      <w:pPr>
-        <w:pStyle w:val="Heading2"/>
-      </w:pPr>
-      <w:r>
-        <w:t>Verification checklist</w:t>
+        <w:t>Runtime requirements show PowerShell version guidance.</w:t>
       </w:r>
     </w:p>
     <w:p>
@@ -449,7 +560,7 @@
         <w:pStyle w:val="ListBullet"/>
       </w:pPr>
       <w:r>
-        <w:t>Analysis results display successfully</w:t>
+        <w:t>Modules or assemblies are shown when detected.</w:t>
       </w:r>
     </w:p>
     <w:p>
@@ -457,12 +568,20 @@
         <w:pStyle w:val="ListBullet"/>
       </w:pPr>
       <w:r>
-        <w:t>At least one recommendation is recorded for follow up</w:t>
+        <w:t>Findings have priorities.</w:t>
+      </w:r>
+    </w:p>
+    <w:p>
+      <w:pPr>
+        <w:pStyle w:val="ListBullet"/>
+      </w:pPr>
+      <w:r>
+        <w:t>PDF export downloads and opens as a PDF.</w:t>
       </w:r>
     </w:p>
     <w:p>
       <w:r>
-        <w:t>Generated 2026-01-16 23:34 UTC</w:t>
+        <w:t>Generated 2026-04-29 14:08 UTC</w:t>
         <w:t xml:space="preserve"> </w:t>
       </w:r>
     </w:p>
